--- a/.zenflow/tasks/pitch-doc-1803/pitch-deck.docx
+++ b/.zenflow/tasks/pitch-doc-1803/pitch-deck.docx
@@ -52,13 +52,6 @@
         <w:t xml:space="preserve">: Build and scale for strategic acquisition</w:t>
       </w:r>
     </w:p>
-    <w:p>
-      <w:r>
-        <w:pict>
-          <v:rect style="width:0;height:1.5pt" o:hralign="center" o:hrstd="t" o:hr="t"/>
-        </w:pict>
-      </w:r>
-    </w:p>
     <w:bookmarkStart w:id="12" w:name="page-1-the-opportunity"/>
     <w:p>
       <w:pPr>
@@ -402,13 +395,6 @@
       </w:r>
       <w:r>
         <w:t xml:space="preserve">- Target 2-3% capture of SAM through freemium-to-premium conversion and enterprise contracts</w:t>
-      </w:r>
-    </w:p>
-    <w:p>
-      <w:r>
-        <w:pict>
-          <v:rect style="width:0;height:1.5pt" o:hralign="center" o:hrstd="t" o:hr="t"/>
-        </w:pict>
       </w:r>
     </w:p>
     <w:bookmarkEnd w:id="11"/>
@@ -625,7 +611,7 @@
               <w:pStyle w:val="Compact"/>
             </w:pPr>
             <w:r>
-              <w:t xml:space="preserve">✅ All-EU hosting</w:t>
+              <w:t xml:space="preserve">All-EU hosting</w:t>
             </w:r>
           </w:p>
         </w:tc>
@@ -636,7 +622,7 @@
               <w:pStyle w:val="Compact"/>
             </w:pPr>
             <w:r>
-              <w:t xml:space="preserve">❌ US-based infrastructure</w:t>
+              <w:t xml:space="preserve">US-based infrastructure</w:t>
             </w:r>
           </w:p>
         </w:tc>
@@ -664,7 +650,7 @@
               <w:pStyle w:val="Compact"/>
             </w:pPr>
             <w:r>
-              <w:t xml:space="preserve">✅ Community-driven, transparent</w:t>
+              <w:t xml:space="preserve">Community-driven, transparent</w:t>
             </w:r>
           </w:p>
         </w:tc>
@@ -675,7 +661,7 @@
               <w:pStyle w:val="Compact"/>
             </w:pPr>
             <w:r>
-              <w:t xml:space="preserve">❌ Proprietary, closed</w:t>
+              <w:t xml:space="preserve">Proprietary, closed</w:t>
             </w:r>
           </w:p>
         </w:tc>
@@ -703,7 +689,7 @@
               <w:pStyle w:val="Compact"/>
             </w:pPr>
             <w:r>
-              <w:t xml:space="preserve">✅ AI-assisted rapid iteration</w:t>
+              <w:t xml:space="preserve">AI-assisted rapid iteration</w:t>
             </w:r>
           </w:p>
         </w:tc>
@@ -742,7 +728,7 @@
               <w:pStyle w:val="Compact"/>
             </w:pPr>
             <w:r>
-              <w:t xml:space="preserve">✅ UNOOSA + CelesTrak + Space-Track</w:t>
+              <w:t xml:space="preserve">UNOOSA + CelesTrak + Space-Track</w:t>
             </w:r>
           </w:p>
         </w:tc>
@@ -1124,13 +1110,6 @@
         <w:t xml:space="preserve">: €1.2M ARR</w:t>
       </w:r>
     </w:p>
-    <w:p>
-      <w:r>
-        <w:pict>
-          <v:rect style="width:0;height:1.5pt" o:hralign="center" o:hrstd="t" o:hr="t"/>
-        </w:pict>
-      </w:r>
-    </w:p>
     <w:bookmarkEnd w:id="15"/>
     <w:bookmarkEnd w:id="16"/>
     <w:bookmarkStart w:id="21" w:name="page-3-traction-team-the-ask"/>
@@ -1156,12 +1135,6 @@
         <w:pStyle w:val="FirstParagraph"/>
       </w:pPr>
       <w:r>
-        <w:t xml:space="preserve">✅</w:t>
-      </w:r>
-      <w:r>
-        <w:t xml:space="preserve"> </w:t>
-      </w:r>
-      <w:r>
         <w:rPr>
           <w:b/>
           <w:bCs/>
@@ -1175,12 +1148,6 @@
         <w:br/>
       </w:r>
       <w:r>
-        <w:t xml:space="preserve">✅</w:t>
-      </w:r>
-      <w:r>
-        <w:t xml:space="preserve"> </w:t>
-      </w:r>
-      <w:r>
         <w:rPr>
           <w:b/>
           <w:bCs/>
@@ -1194,12 +1161,6 @@
         <w:br/>
       </w:r>
       <w:r>
-        <w:t xml:space="preserve">✅</w:t>
-      </w:r>
-      <w:r>
-        <w:t xml:space="preserve"> </w:t>
-      </w:r>
-      <w:r>
         <w:rPr>
           <w:b/>
           <w:bCs/>
@@ -1211,12 +1172,6 @@
       </w:r>
       <w:r>
         <w:br/>
-      </w:r>
-      <w:r>
-        <w:t xml:space="preserve">✅</w:t>
-      </w:r>
-      <w:r>
-        <w:t xml:space="preserve"> </w:t>
       </w:r>
       <w:r>
         <w:rPr>
@@ -1690,13 +1645,6 @@
       </w:r>
       <w:r>
         <w:t xml:space="preserve">- AI development tools enable rapid, capital-efficient product building</w:t>
-      </w:r>
-    </w:p>
-    <w:p>
-      <w:r>
-        <w:pict>
-          <v:rect style="width:0;height:1.5pt" o:hralign="center" o:hrstd="t" o:hr="t"/>
-        </w:pict>
       </w:r>
     </w:p>
     <w:bookmarkEnd w:id="20"/>
@@ -1778,15 +1726,8 @@
       </w:r>
     </w:p>
     <w:p>
-      <w:r>
-        <w:pict>
-          <v:rect style="width:0;height:1.5pt" o:hralign="center" o:hrstd="t" o:hr="t"/>
-        </w:pict>
-      </w:r>
-    </w:p>
-    <w:p>
-      <w:pPr>
-        <w:pStyle w:val="FirstParagraph"/>
+      <w:pPr>
+        <w:pStyle w:val="BodyText"/>
       </w:pPr>
       <w:r>
         <w:rPr>

--- a/.zenflow/tasks/pitch-doc-1803/pitch-deck.docx
+++ b/.zenflow/tasks/pitch-doc-1803/pitch-deck.docx
@@ -2,13 +2,13 @@
 <file path=word/document.xml><?xml version="1.0" encoding="utf-8"?>
 <w:document xmlns:w="http://schemas.openxmlformats.org/wordprocessingml/2006/main" xmlns:m="http://schemas.openxmlformats.org/officeDocument/2006/math" xmlns:r="http://schemas.openxmlformats.org/officeDocument/2006/relationships" xmlns:o="urn:schemas-microsoft-com:office:office" xmlns:v="urn:schemas-microsoft-com:vml" xmlns:w10="urn:schemas-microsoft-com:office:word" xmlns:a="http://schemas.openxmlformats.org/drawingml/2006/main" xmlns:pic="http://schemas.openxmlformats.org/drawingml/2006/picture" xmlns:wp="http://schemas.openxmlformats.org/drawingml/2006/wordprocessingDrawing">
   <w:body>
-    <w:bookmarkStart w:id="23" w:name="sattrack-kessler-pitch-document"/>
+    <w:bookmarkStart w:id="23" w:name="sattrack-pitch-document"/>
     <w:p>
       <w:pPr>
         <w:pStyle w:val="Heading1"/>
       </w:pPr>
       <w:r>
-        <w:t xml:space="preserve">SatTrack (Kessler) Pitch Document</w:t>
+        <w:t xml:space="preserve">SatTrack Pitch Document</w:t>
       </w:r>
     </w:p>
     <w:p>
@@ -216,7 +216,7 @@
           <w:b/>
           <w:bCs/>
         </w:rPr>
-        <w:t xml:space="preserve">SatTrack (Kessler)</w:t>
+        <w:t xml:space="preserve">SatTrack</w:t>
       </w:r>
       <w:r>
         <w:t xml:space="preserve"> </w:t>
@@ -1670,7 +1670,7 @@
         <w:t xml:space="preserve">Founder</w:t>
       </w:r>
       <w:r>
-        <w:t xml:space="preserve">: [Your Name]</w:t>
+        <w:t xml:space="preserve">: Frank Blau</w:t>
       </w:r>
       <w:r>
         <w:br/>
@@ -1683,7 +1683,7 @@
         <w:t xml:space="preserve">Email</w:t>
       </w:r>
       <w:r>
-        <w:t xml:space="preserve">: [Your Email]</w:t>
+        <w:t xml:space="preserve">: frank@datamio.at</w:t>
       </w:r>
       <w:r>
         <w:br/>
@@ -1696,7 +1696,7 @@
         <w:t xml:space="preserve">Demo</w:t>
       </w:r>
       <w:r>
-        <w:t xml:space="preserve">: [Live Demo URL]</w:t>
+        <w:t xml:space="preserve">: https://sat-track-zeta.vercel.app/</w:t>
       </w:r>
       <w:r>
         <w:br/>
@@ -1709,7 +1709,7 @@
         <w:t xml:space="preserve">GitHub</w:t>
       </w:r>
       <w:r>
-        <w:t xml:space="preserve">: [Repository URL]</w:t>
+        <w:t xml:space="preserve">: https://github.com/fjblau/SatTrack</w:t>
       </w:r>
       <w:r>
         <w:br/>
@@ -1722,7 +1722,7 @@
         <w:t xml:space="preserve">Location</w:t>
       </w:r>
       <w:r>
-        <w:t xml:space="preserve">: [Your City, EU]</w:t>
+        <w:t xml:space="preserve">: Feldkirch, Austria</w:t>
       </w:r>
     </w:p>
     <w:p>
@@ -1734,7 +1734,7 @@
           <w:i/>
           <w:iCs/>
         </w:rPr>
-        <w:t xml:space="preserve">SatTrack (Kessler) - Sovereign Satellite Intelligence for Europe</w:t>
+        <w:t xml:space="preserve">SatTrack - Sovereign Satellite Intelligence for Europe</w:t>
       </w:r>
     </w:p>
     <w:bookmarkEnd w:id="22"/>
